--- a/public/templates/orcamento.docx
+++ b/public/templates/orcamento.docx
@@ -709,15 +709,7 @@
           <w:sz w:val="22"/>
           <w:szCs w:val="22"/>
         </w:rPr>
-        <w:t xml:space="preserve">•  </w:t>
-      </w:r>
-      <w:r>
-        <w:rPr>
-          <w:rFonts w:ascii="Calibri" w:cs="Calibri" w:eastAsia="Calibri" w:hAnsi="Calibri"/>
-          <w:sz w:val="22"/>
-          <w:szCs w:val="22"/>
-        </w:rPr>
-        <w:t xml:space="preserve">Domínio e hospedagem: serviços de terceiros contratados e pagos diretamente pelo(a) CONTRATANTE junto ao provedor de sua escolha (a ēloSites não comercializa esses serviços nem recebe comissão por sua contratação);</w:t>
+        <w:t xml:space="preserve">•  Domínio e hospedagem: serviços de terceiros contratados e pagos diretamente pelo(a) CONTRATANTE junto ao provedor de sua escolha (a ēloSites não comercializa esses serviços nem recebe comissão por sua contratação);</w:t>
       </w:r>
     </w:p>
     <w:p>
@@ -732,15 +724,7 @@
           <w:sz w:val="22"/>
           <w:szCs w:val="22"/>
         </w:rPr>
-        <w:t xml:space="preserve">•  </w:t>
-      </w:r>
-      <w:r>
-        <w:rPr>
-          <w:rFonts w:ascii="Calibri" w:cs="Calibri" w:eastAsia="Calibri" w:hAnsi="Calibri"/>
-          <w:sz w:val="22"/>
-          <w:szCs w:val="22"/>
-        </w:rPr>
-        <w:t xml:space="preserve">Configuração ou migração de domínio/hospedagem fora do escopo aprovado (pode ser orçada separadamente);</w:t>
+        <w:t xml:space="preserve">•  Configuração ou migração de domínio/hospedagem fora do escopo aprovado (pode ser orçada separadamente);</w:t>
       </w:r>
     </w:p>
     <w:p>
@@ -755,15 +739,7 @@
           <w:sz w:val="22"/>
           <w:szCs w:val="22"/>
         </w:rPr>
-        <w:t xml:space="preserve">•  </w:t>
-      </w:r>
-      <w:r>
-        <w:rPr>
-          <w:rFonts w:ascii="Calibri" w:cs="Calibri" w:eastAsia="Calibri" w:hAnsi="Calibri"/>
-          <w:sz w:val="22"/>
-          <w:szCs w:val="22"/>
-        </w:rPr>
-        <w:t xml:space="preserve">Criação de identidade visual (logotipo) do zero, quando não contratada;</w:t>
+        <w:t xml:space="preserve">•  Criação de identidade visual (logotipo) do zero, quando não contratada;</w:t>
       </w:r>
     </w:p>
     <w:p>
@@ -778,15 +754,7 @@
           <w:sz w:val="22"/>
           <w:szCs w:val="22"/>
         </w:rPr>
-        <w:t xml:space="preserve">•  </w:t>
-      </w:r>
-      <w:r>
-        <w:rPr>
-          <w:rFonts w:ascii="Calibri" w:cs="Calibri" w:eastAsia="Calibri" w:hAnsi="Calibri"/>
-          <w:sz w:val="22"/>
-          <w:szCs w:val="22"/>
-        </w:rPr>
-        <w:t xml:space="preserve">Novas páginas ou funcionalidades fora do escopo marcado acima;</w:t>
+        <w:t xml:space="preserve">•  Novas páginas ou funcionalidades fora do escopo marcado acima;</w:t>
       </w:r>
     </w:p>
     <w:p>
@@ -801,15 +769,7 @@
           <w:sz w:val="22"/>
           <w:szCs w:val="22"/>
         </w:rPr>
-        <w:t xml:space="preserve">•  </w:t>
-      </w:r>
-      <w:r>
-        <w:rPr>
-          <w:rFonts w:ascii="Calibri" w:cs="Calibri" w:eastAsia="Calibri" w:hAnsi="Calibri"/>
-          <w:sz w:val="22"/>
-          <w:szCs w:val="22"/>
-        </w:rPr>
-        <w:t xml:space="preserve">Integrações com sistemas de terceiros (CRM, pagamento, automação);</w:t>
+        <w:t xml:space="preserve">•  Integrações com sistemas de terceiros (CRM, pagamento, automação);</w:t>
       </w:r>
     </w:p>
     <w:p>
@@ -824,15 +784,7 @@
           <w:sz w:val="22"/>
           <w:szCs w:val="22"/>
         </w:rPr>
-        <w:t xml:space="preserve">•  </w:t>
-      </w:r>
-      <w:r>
-        <w:rPr>
-          <w:rFonts w:ascii="Calibri" w:cs="Calibri" w:eastAsia="Calibri" w:hAnsi="Calibri"/>
-          <w:sz w:val="22"/>
-          <w:szCs w:val="22"/>
-        </w:rPr>
-        <w:t xml:space="preserve">Produção de conteúdo (textos, fotos, vídeos) além do fornecido pelo cliente.</w:t>
+        <w:t xml:space="preserve">•  Produção de conteúdo (textos, fotos, vídeos) além do fornecido pelo cliente.</w:t>
       </w:r>
     </w:p>
     <w:p>
@@ -1059,15 +1011,7 @@
           <w:sz w:val="22"/>
           <w:szCs w:val="22"/>
         </w:rPr>
-        <w:t xml:space="preserve">•  </w:t>
-      </w:r>
-      <w:r>
-        <w:rPr>
-          <w:rFonts w:ascii="Calibri" w:cs="Calibri" w:eastAsia="Calibri" w:hAnsi="Calibri"/>
-          <w:sz w:val="22"/>
-          <w:szCs w:val="22"/>
-        </w:rPr>
-        <w:t xml:space="preserve">50% no momento da aprovação deste orçamento, como condição para o início do desenvolvimento;</w:t>
+        <w:t xml:space="preserve">•  50% no momento da aprovação deste orçamento, como condição para o início do desenvolvimento;</w:t>
       </w:r>
     </w:p>
     <w:p>
@@ -1082,15 +1026,7 @@
           <w:sz w:val="22"/>
           <w:szCs w:val="22"/>
         </w:rPr>
-        <w:t xml:space="preserve">•  </w:t>
-      </w:r>
-      <w:r>
-        <w:rPr>
-          <w:rFonts w:ascii="Calibri" w:cs="Calibri" w:eastAsia="Calibri" w:hAnsi="Calibri"/>
-          <w:sz w:val="22"/>
-          <w:szCs w:val="22"/>
-        </w:rPr>
-        <w:t xml:space="preserve">50% na entrega final do site.</w:t>
+        <w:t xml:space="preserve">•  50% na entrega final do site.</w:t>
       </w:r>
     </w:p>
     <w:p>
@@ -1135,7 +1071,7 @@
           <w:sz w:val="22"/>
           <w:szCs w:val="22"/>
         </w:rPr>
-        <w:t xml:space="preserve">Manutenção mensal opcional, equivalente a 20% do valor total deste orçamento (R$ {maintenanceStandardFormatted}/mês, padrão), salvo valor diferente negociado especificamente com este cliente: R$ {maintenanceValueFormatted}/mês. Início da cobrança: {maintenanceStartDateBr}. Cobre até 5 solicitações simples por mês (textos, imagens, contatos, links, pequenos ajustes). Não inclui novas páginas, funcionalidades ou integrações. Domínio e hospedagem são serviços de terceiros contratados e pagos diretamente pelo(a) CONTRATANTE junto ao provedor de sua escolha.</w:t>
+        <w:t xml:space="preserve">Manutenção mensal opcional, equivalente a 20% do valor total deste orçamento (R$ {maintenanceStandardFormatted}/mês, padrão), salvo valor diferente negociado especificamente com este cliente: R$ {maintenanceValueFormatted}/mês. Início da cobrança: {maintenanceStartDateBr}. Cobre até 4 solicitações simples por mês (textos, imagens, contatos, links, pequenos ajustes). Não inclui novas páginas, funcionalidades ou integrações. Domínio e hospedagem são serviços de terceiros contratados e pagos diretamente pelo(a) CONTRATANTE junto ao provedor de sua escolha.</w:t>
       </w:r>
     </w:p>
     <w:p>
